--- a/11_MLF02/MLF02 - Module 6 - Scikit-Learn Datasets.docx
+++ b/11_MLF02/MLF02 - Module 6 - Scikit-Learn Datasets.docx
@@ -48,6 +48,49 @@
       <w:r>
         <w:lastRenderedPageBreak/>
         <w:drawing>
+          <wp:inline distT="0" distB="0" distL="0" distR="0" wp14:anchorId="3707AAAD" wp14:editId="3C2B77AE">
+            <wp:extent cx="3591426" cy="4591691"/>
+            <wp:effectExtent l="0" t="0" r="9525" b="0"/>
+            <wp:docPr id="533343439" name="Picture 1"/>
+            <wp:cNvGraphicFramePr>
+              <a:graphicFrameLocks xmlns:a="http://schemas.openxmlformats.org/drawingml/2006/main" noChangeAspect="1"/>
+            </wp:cNvGraphicFramePr>
+            <a:graphic xmlns:a="http://schemas.openxmlformats.org/drawingml/2006/main">
+              <a:graphicData uri="http://schemas.openxmlformats.org/drawingml/2006/picture">
+                <pic:pic xmlns:pic="http://schemas.openxmlformats.org/drawingml/2006/picture">
+                  <pic:nvPicPr>
+                    <pic:cNvPr id="533343439" name=""/>
+                    <pic:cNvPicPr/>
+                  </pic:nvPicPr>
+                  <pic:blipFill>
+                    <a:blip r:embed="rId6"/>
+                    <a:stretch>
+                      <a:fillRect/>
+                    </a:stretch>
+                  </pic:blipFill>
+                  <pic:spPr>
+                    <a:xfrm>
+                      <a:off x="0" y="0"/>
+                      <a:ext cx="3591426" cy="4591691"/>
+                    </a:xfrm>
+                    <a:prstGeom prst="rect">
+                      <a:avLst/>
+                    </a:prstGeom>
+                  </pic:spPr>
+                </pic:pic>
+              </a:graphicData>
+            </a:graphic>
+          </wp:inline>
+        </w:drawing>
+      </w:r>
+    </w:p>
+    <w:p>
+      <w:r>
+        <w:rPr>
+          <w:noProof/>
+        </w:rPr>
+        <w:lastRenderedPageBreak/>
+        <w:drawing>
           <wp:inline distT="0" distB="0" distL="0" distR="0" wp14:anchorId="7E309E39" wp14:editId="2A32DB69">
             <wp:extent cx="6611273" cy="5477639"/>
             <wp:effectExtent l="0" t="0" r="0" b="8890"/>
@@ -63,7 +106,7 @@
                     <pic:cNvPicPr/>
                   </pic:nvPicPr>
                   <pic:blipFill>
-                    <a:blip r:embed="rId6"/>
+                    <a:blip r:embed="rId7"/>
                     <a:stretch>
                       <a:fillRect/>
                     </a:stretch>
@@ -86,6 +129,9 @@
     </w:p>
     <w:p>
       <w:r>
+        <w:rPr>
+          <w:noProof/>
+        </w:rPr>
         <w:lastRenderedPageBreak/>
         <w:drawing>
           <wp:inline distT="0" distB="0" distL="0" distR="0" wp14:anchorId="3DF0E345" wp14:editId="364D9DF3">
@@ -103,7 +149,7 @@
                     <pic:cNvPicPr/>
                   </pic:nvPicPr>
                   <pic:blipFill>
-                    <a:blip r:embed="rId7"/>
+                    <a:blip r:embed="rId8"/>
                     <a:stretch>
                       <a:fillRect/>
                     </a:stretch>
@@ -126,6 +172,9 @@
     </w:p>
     <w:p>
       <w:r>
+        <w:rPr>
+          <w:noProof/>
+        </w:rPr>
         <w:lastRenderedPageBreak/>
         <w:drawing>
           <wp:inline distT="0" distB="0" distL="0" distR="0" wp14:anchorId="048BB4AE" wp14:editId="7E9F1C99">
@@ -143,7 +192,7 @@
                     <pic:cNvPicPr/>
                   </pic:nvPicPr>
                   <pic:blipFill>
-                    <a:blip r:embed="rId8"/>
+                    <a:blip r:embed="rId9"/>
                     <a:stretch>
                       <a:fillRect/>
                     </a:stretch>
@@ -166,6 +215,9 @@
     </w:p>
     <w:p>
       <w:r>
+        <w:rPr>
+          <w:noProof/>
+        </w:rPr>
         <w:lastRenderedPageBreak/>
         <w:drawing>
           <wp:inline distT="0" distB="0" distL="0" distR="0" wp14:anchorId="13F59080" wp14:editId="4EB54575">
@@ -183,7 +235,7 @@
                     <pic:cNvPicPr/>
                   </pic:nvPicPr>
                   <pic:blipFill>
-                    <a:blip r:embed="rId9"/>
+                    <a:blip r:embed="rId10"/>
                     <a:stretch>
                       <a:fillRect/>
                     </a:stretch>
@@ -206,6 +258,9 @@
     </w:p>
     <w:p>
       <w:r>
+        <w:rPr>
+          <w:noProof/>
+        </w:rPr>
         <w:lastRenderedPageBreak/>
         <w:drawing>
           <wp:inline distT="0" distB="0" distL="0" distR="0" wp14:anchorId="55FE5DD8" wp14:editId="1A62FADE">
@@ -223,7 +278,7 @@
                     <pic:cNvPicPr/>
                   </pic:nvPicPr>
                   <pic:blipFill>
-                    <a:blip r:embed="rId10"/>
+                    <a:blip r:embed="rId11"/>
                     <a:stretch>
                       <a:fillRect/>
                     </a:stretch>
